--- a/rapports/16_02_2026/Amina_DEME/coh_EQ2_sup_011301430158.docx
+++ b/rapports/16_02_2026/Amina_DEME/coh_EQ2_sup_011301430158.docx
@@ -25,7 +25,7 @@
         <w:br/>
         <w:t>Grappe: 011301430158</w:t>
         <w:br/>
-        <w:t>Date: 16/02/2026 a 12:40</w:t>
+        <w:t>Date: 16/02/2026 a 12:58</w:t>
       </w:r>
     </w:p>
     <w:p/>
@@ -2167,7 +2167,7 @@
         <w:rPr>
           <w:sz w:val="20"/>
         </w:rPr>
-        <w:t>- La main d'oeuvre familiale pour MOMAR DIOP ayant travaillé dans cette entreprise ##N/A## aucours des 12 derniers mois n'est pas renseigner. Prière de reneigner toutes les informations qui lui concerne. La main d'oeuvre sariale de MOMAR DIOP ayant travaillé dans cette entreprise ##N/A## aucours des 30 derniers jours n'est pas renseigner. Prière de reneigner toutes les informations qui lui concerne.</w:t>
+        <w:t>- La main d'oeuvre familiale pour KHADY NDIAYE ayant travaillé dans cette entreprise ##N/A## aucours des 12 derniers mois n'est pas renseigner. Prière de reneigner toutes les informations qui lui concerne. La main d'oeuvre sariale de KHADY NDIAYE ayant travaillé dans cette entreprise ##N/A## aucours des 30 derniers jours n'est pas renseigner. Prière de reneigner toutes les informations qui lui concerne.</w:t>
       </w:r>
     </w:p>
     <w:p>

--- a/rapports/16_02_2026/Amina_DEME/coh_EQ2_sup_011301430158.docx
+++ b/rapports/16_02_2026/Amina_DEME/coh_EQ2_sup_011301430158.docx
@@ -25,7 +25,7 @@
         <w:br/>
         <w:t>Grappe: 011301430158</w:t>
         <w:br/>
-        <w:t>Date: 16/02/2026 a 12:58</w:t>
+        <w:t>Date: 16/02/2026 a 13:05</w:t>
       </w:r>
     </w:p>
     <w:p/>
@@ -119,7 +119,7 @@
           </w:tcPr>
           <w:p>
             <w:r>
-              <w:t>24</w:t>
+              <w:t>22</w:t>
             </w:r>
           </w:p>
         </w:tc>
@@ -231,6 +231,38 @@
           </w:tcPr>
           <w:p>
             <w:r>
+              <w:t>Section0</w:t>
+            </w:r>
+          </w:p>
+        </w:tc>
+        <w:tc>
+          <w:tcPr>
+            <w:tcW w:type="dxa" w:w="3324"/>
+          </w:tcPr>
+          <w:p>
+            <w:r>
+              <w:t>Identification et renseignements de controle</w:t>
+            </w:r>
+          </w:p>
+        </w:tc>
+        <w:tc>
+          <w:tcPr>
+            <w:tcW w:type="dxa" w:w="3324"/>
+          </w:tcPr>
+          <w:p>
+            <w:r>
+              <w:t>11</w:t>
+            </w:r>
+          </w:p>
+        </w:tc>
+      </w:tr>
+      <w:tr>
+        <w:tc>
+          <w:tcPr>
+            <w:tcW w:type="dxa" w:w="3324"/>
+          </w:tcPr>
+          <w:p>
+            <w:r>
               <w:t>Section2</w:t>
             </w:r>
           </w:p>
@@ -295,38 +327,6 @@
           </w:tcPr>
           <w:p>
             <w:r>
-              <w:t>Section0</w:t>
-            </w:r>
-          </w:p>
-        </w:tc>
-        <w:tc>
-          <w:tcPr>
-            <w:tcW w:type="dxa" w:w="3324"/>
-          </w:tcPr>
-          <w:p>
-            <w:r>
-              <w:t>Identification et renseignements de controle</w:t>
-            </w:r>
-          </w:p>
-        </w:tc>
-        <w:tc>
-          <w:tcPr>
-            <w:tcW w:type="dxa" w:w="3324"/>
-          </w:tcPr>
-          <w:p>
-            <w:r>
-              <w:t>10</w:t>
-            </w:r>
-          </w:p>
-        </w:tc>
-      </w:tr>
-      <w:tr>
-        <w:tc>
-          <w:tcPr>
-            <w:tcW w:type="dxa" w:w="3324"/>
-          </w:tcPr>
-          <w:p>
-            <w:r>
               <w:t>Section7b</w:t>
             </w:r>
           </w:p>
@@ -348,70 +348,6 @@
           <w:p>
             <w:r>
               <w:t>9</w:t>
-            </w:r>
-          </w:p>
-        </w:tc>
-      </w:tr>
-      <w:tr>
-        <w:tc>
-          <w:tcPr>
-            <w:tcW w:type="dxa" w:w="3324"/>
-          </w:tcPr>
-          <w:p>
-            <w:r>
-              <w:t>Section4b</w:t>
-            </w:r>
-          </w:p>
-        </w:tc>
-        <w:tc>
-          <w:tcPr>
-            <w:tcW w:type="dxa" w:w="3324"/>
-          </w:tcPr>
-          <w:p>
-            <w:r>
-              <w:t>Emploi - Activite principale</w:t>
-            </w:r>
-          </w:p>
-        </w:tc>
-        <w:tc>
-          <w:tcPr>
-            <w:tcW w:type="dxa" w:w="3324"/>
-          </w:tcPr>
-          <w:p>
-            <w:r>
-              <w:t>7</w:t>
-            </w:r>
-          </w:p>
-        </w:tc>
-      </w:tr>
-      <w:tr>
-        <w:tc>
-          <w:tcPr>
-            <w:tcW w:type="dxa" w:w="3324"/>
-          </w:tcPr>
-          <w:p>
-            <w:r>
-              <w:t>Section10a</w:t>
-            </w:r>
-          </w:p>
-        </w:tc>
-        <w:tc>
-          <w:tcPr>
-            <w:tcW w:type="dxa" w:w="3324"/>
-          </w:tcPr>
-          <w:p>
-            <w:r>
-              <w:t>Existence entreprise non agricole</w:t>
-            </w:r>
-          </w:p>
-        </w:tc>
-        <w:tc>
-          <w:tcPr>
-            <w:tcW w:type="dxa" w:w="3324"/>
-          </w:tcPr>
-          <w:p>
-            <w:r>
-              <w:t>7</w:t>
             </w:r>
           </w:p>
         </w:tc>
@@ -455,7 +391,7 @@
           </w:tcPr>
           <w:p>
             <w:r>
-              <w:t>Section11</w:t>
+              <w:t>Section4b</w:t>
             </w:r>
           </w:p>
         </w:tc>
@@ -465,7 +401,7 @@
           </w:tcPr>
           <w:p>
             <w:r>
-              <w:t>Caracteristiques logement</w:t>
+              <w:t>Emploi - Activite principale</w:t>
             </w:r>
           </w:p>
         </w:tc>
@@ -475,7 +411,71 @@
           </w:tcPr>
           <w:p>
             <w:r>
-              <w:t>6</w:t>
+              <w:t>5</w:t>
+            </w:r>
+          </w:p>
+        </w:tc>
+      </w:tr>
+      <w:tr>
+        <w:tc>
+          <w:tcPr>
+            <w:tcW w:type="dxa" w:w="3324"/>
+          </w:tcPr>
+          <w:p>
+            <w:r>
+              <w:t>Section10a</w:t>
+            </w:r>
+          </w:p>
+        </w:tc>
+        <w:tc>
+          <w:tcPr>
+            <w:tcW w:type="dxa" w:w="3324"/>
+          </w:tcPr>
+          <w:p>
+            <w:r>
+              <w:t>Existence entreprise non agricole</w:t>
+            </w:r>
+          </w:p>
+        </w:tc>
+        <w:tc>
+          <w:tcPr>
+            <w:tcW w:type="dxa" w:w="3324"/>
+          </w:tcPr>
+          <w:p>
+            <w:r>
+              <w:t>5</w:t>
+            </w:r>
+          </w:p>
+        </w:tc>
+      </w:tr>
+      <w:tr>
+        <w:tc>
+          <w:tcPr>
+            <w:tcW w:type="dxa" w:w="3324"/>
+          </w:tcPr>
+          <w:p>
+            <w:r>
+              <w:t>Section13a</w:t>
+            </w:r>
+          </w:p>
+        </w:tc>
+        <w:tc>
+          <w:tcPr>
+            <w:tcW w:type="dxa" w:w="3324"/>
+          </w:tcPr>
+          <w:p>
+            <w:r>
+              <w:t>Transferts recus</w:t>
+            </w:r>
+          </w:p>
+        </w:tc>
+        <w:tc>
+          <w:tcPr>
+            <w:tcW w:type="dxa" w:w="3324"/>
+          </w:tcPr>
+          <w:p>
+            <w:r>
+              <w:t>5</w:t>
             </w:r>
           </w:p>
         </w:tc>
@@ -507,7 +507,7 @@
           </w:tcPr>
           <w:p>
             <w:r>
-              <w:t>5</w:t>
+              <w:t>4</w:t>
             </w:r>
           </w:p>
         </w:tc>
@@ -850,7 +850,7 @@
         <w:rPr>
           <w:sz w:val="20"/>
         </w:rPr>
-        <w:t>- Prière de renseigner toutes les informations du ménage dans la section 0 avant d'entamer les autres informations.</w:t>
+        <w:t>- Le questionnaire semble ne pas être complètement fini mais le questionnaire est en statut complet, prière de compléter le questionnaire.</w:t>
       </w:r>
     </w:p>
     <w:p>
@@ -992,7 +992,7 @@
         <w:rPr>
           <w:sz w:val="20"/>
         </w:rPr>
-        <w:t>- Attention ! Le prix unitaire d'achat (1200 Fcfa) de Pomme de terre en Kg (taille unique) est relativement élevé par rapport aux autres prix observés dans cette zone. Prière de corriger ou de confirmer avec le QG. Attention ! Le prix unitaire d'achat (15 Fcfa) de Pain moderne (Baguette) en miche (Moyen) est relativement faible par rapport aux autres prix observés dans cette zone. Prière de corriger ou de confirmer avec le QG. Attention ! Le prix unitaire d'achat (200 Fcfa) de Patate douce en Morceau (Portion) (Petit) est relativement élevé par rapport aux autres prix observés dans cette zone. Prière de corriger ou de confirmer avec le QG. Attention ! Le prix unitaire d'achat (800 Fcfa) de Oignon frais en Kg (taille unique) est relativement élevé par rapport aux autres prix observés dans cette zone. Prière de corriger ou de confirmer avec le QG. Incohérence!! Dans ce ménage, chaque individus consomme par jour 30.27 Kg  de cereale; Prière de revoir les quantités prises de ces produits. Le prix d'achat unitaire (233.3333 Fcfa) de Riz local Gambiaka en Kg de taille  taille unique  est très faible, prière de regarder les reponses prises dans les questions s07bq07a s07bq07b s07bq07c s07bq08 pour mieux corriger. Le ménage a consommé Ail mais les informations sur la quantité, l'unité ou la taille ne sont pas renseignées.Prière de renseigner. Le ménage a consommé Autres vinaigres mais les informations sur la quantité, l'unité ou la taille ne sont pas renseignées.Prière de renseigner. Le ménage a consommé Café moulu mais les informations sur la quantité, l'unité ou la taille ne sont pas renseignées.Prière de renseigner. Le ménage a consommé Cube alimentaire (Maggi, Jumbo, ) mais les informations sur la quantité, l'unité ou la taille ne sont pas renseignées.Prière de renseigner. Le ménage a consommé Gombo en poudre mais les informations sur la quantité, l'unité ou la taille ne sont pas renseignées.Prière de renseigner. Le ménage a consommé Jus de fruits type 2 (Tampico, Pressea,etc.) mais les informations sur la quantité, l'unité ou la taille ne sont pas renseignées.Prière de renseigner. Le ménage a consommé Piment frais mais les informations sur la quantité, l'unité ou la taille ne sont pas renseignées.Prière de renseigner. Le ménage a consommé Piment séché mais les informations sur la quantité, l'unité ou la taille ne sont pas renseignées.Prière de renseigner. Le ménage a consommé Poivre mais les informations sur la quantité, l'unité ou la taille ne sont pas renseignées.Prière de renseigner. Le ménage a consommé Sel mais les informations sur la quantité, l'unité ou la taille ne sont pas renseignées.Prière de renseigner. Le ménage a consommé Soumbala (moutarde africaine) mais les informations sur la quantité, l'unité ou la taille ne sont pas renseignées.Prière de renseigner.</w:t>
+        <w:t>- Attention ! Le prix unitaire d'achat (100 Fcfa) de Piment frais en Pièce (Petit) est relativement élevé par rapport aux autres prix observés dans cette zone. Prière de corriger ou de confirmer avec le QG. Attention ! Le prix unitaire d'achat (1200 Fcfa) de Pomme de terre en Kg (taille unique) est relativement élevé par rapport aux autres prix observés dans cette zone. Prière de corriger ou de confirmer avec le QG. Attention ! Le prix unitaire d'achat (200 Fcfa) de Patate douce en Morceau (Portion) (Petit) est relativement élevé par rapport aux autres prix observés dans cette zone. Prière de corriger ou de confirmer avec le QG. Attention ! Le prix unitaire d'achat (200 Fcfa) de Soumbala (moutarde africaine) en Sachets (Petit) est relativement élevé par rapport aux autres prix observés dans cette zone. Prière de corriger ou de confirmer avec le QG. Attention ! Le prix unitaire d'achat (800 Fcfa) de Oignon frais en Kg (taille unique) est relativement élevé par rapport aux autres prix observés dans cette zone. Prière de corriger ou de confirmer avec le QG. Incohérence!! Dans ce ménage, chaque individus consomme par jour 48.86127 Kg  de cereale; Prière de revoir les quantités prises de ces produits. Le prix d'achat unitaire (233.3333 Fcfa) de Riz local Gambiaka en Kg de taille  taille unique  est très faible, prière de regarder les reponses prises dans les questions s07bq07a s07bq07b s07bq07c s07bq08 pour mieux corriger.</w:t>
       </w:r>
     </w:p>
     <w:p>
@@ -1014,27 +1014,6 @@
           <w:sz w:val="20"/>
         </w:rPr>
         <w:t>- Avertissement!!! Le ménage de DIOUMA NIANG a comme taille 9 personnes dont ils vivent à DAKAR Urbain et aucune d'entre ne possède une entreprise non agricole, prière de revoir cette partie de la section 10 de ce menage.</w:t>
-      </w:r>
-    </w:p>
-    <w:p>
-      <w:r>
-        <w:rPr>
-          <w:b/>
-          <w:color w:val="4672C4"/>
-          <w:sz w:val="22"/>
-        </w:rPr>
-        <w:t>&gt;&gt; Section11 - Caracteristiques logement</w:t>
-      </w:r>
-    </w:p>
-    <w:p>
-      <w:pPr>
-        <w:ind w:left="283"/>
-      </w:pPr>
-      <w:r>
-        <w:rPr>
-          <w:sz w:val="20"/>
-        </w:rPr>
-        <w:t>- Avertissement!! La distance (en mètres) qui sépare le ménage de la principale source d'approvisionnement en eau de boisson semble très élevé, prière de corriger ou confirmer avec le QG.</w:t>
       </w:r>
     </w:p>
     <w:p>
@@ -1449,48 +1428,6 @@
           <w:color w:val="4672C4"/>
           <w:sz w:val="22"/>
         </w:rPr>
-        <w:t>&gt;&gt; Section3 - Sante</w:t>
-      </w:r>
-    </w:p>
-    <w:p>
-      <w:pPr>
-        <w:ind w:left="283"/>
-      </w:pPr>
-      <w:r>
-        <w:rPr>
-          <w:sz w:val="20"/>
-        </w:rPr>
-        <w:t>- Incoherent! Sidaty Diedhiou Bénéficie de CMU et les actes couverts sont différents de tiers payant.</w:t>
-      </w:r>
-    </w:p>
-    <w:p>
-      <w:r>
-        <w:rPr>
-          <w:b/>
-          <w:color w:val="4672C4"/>
-          <w:sz w:val="22"/>
-        </w:rPr>
-        <w:t>&gt;&gt; Section4b - Emploi - Activite principale</w:t>
-      </w:r>
-    </w:p>
-    <w:p>
-      <w:pPr>
-        <w:ind w:left="283"/>
-      </w:pPr>
-      <w:r>
-        <w:rPr>
-          <w:sz w:val="20"/>
-        </w:rPr>
-        <w:t>- Avertissement!! Sidaty Diedhiou travaille dans le commerce, Esthéticiens, coiffeurs, cuisinier etc... dit avoir bénéficié de congé payer ou des congés de maladie, prière de confirmer avec le QG ou corriger ces informations.</w:t>
-      </w:r>
-    </w:p>
-    <w:p>
-      <w:r>
-        <w:rPr>
-          <w:b/>
-          <w:color w:val="4672C4"/>
-          <w:sz w:val="22"/>
-        </w:rPr>
         <w:t>&gt;&gt; Section7b - Consommation alimentaire - 7 jours</w:t>
       </w:r>
     </w:p>
@@ -1502,7 +1439,7 @@
         <w:rPr>
           <w:sz w:val="20"/>
         </w:rPr>
-        <w:t>- Avertissement!!! Le ménage a consommé 14 Sachets industriel Moyen de Caramel, bonbons, confiseries, etc., cette quantité semble anormale pour une consommation des 7 derniers jours.Prière de corriger ou de confirmer avec le QG. Le ménage a consommé Ail mais les informations sur la quantité, l'unité ou la taille ne sont pas renseignées.Prière de renseigner. Le ménage a consommé Aubergine sauvage  mais les informations sur la quantité, l'unité ou la taille ne sont pas renseignées.Prière de renseigner. Le ménage a consommé Autres huiles alimentaires n.d.a. (maïs, palmiste, tournesol, coco, lait de vache, etc.) mais les informations sur la quantité, l'unité ou la taille ne sont pas renseignées.Prière de renseigner. Le ménage a consommé Carotte mais les informations sur la quantité, l'unité ou la taille ne sont pas renseignées.Prière de renseigner. Le ménage a consommé Carpe frais mais les informations sur la quantité, l'unité ou la taille ne sont pas renseignées.Prière de renseigner. Le ménage a consommé Carpe séchée mais les informations sur la quantité, l'unité ou la taille ne sont pas renseignées.Prière de renseigner. Le ménage a consommé Citron mais les informations sur la quantité, l'unité ou la taille ne sont pas renseignées.Prière de renseigner. Le ménage a consommé Concentré de tomate mais les informations sur la quantité, l'unité ou la taille ne sont pas renseignées.Prière de renseigner. Le ménage a consommé Cube alimentaire (Maggi, Jumbo, ) mais les informations sur la quantité, l'unité ou la taille ne sont pas renseignées.Prière de renseigner. Le ménage a consommé Escargots mais les informations sur la quantité, l'unité ou la taille ne sont pas renseignées.Prière de renseigner. Le ménage a consommé Gingembre frais mais les informations sur la quantité, l'unité ou la taille ne sont pas renseignées.Prière de renseigner. Le ménage a consommé Gombo frais mais les informations sur la quantité, l'unité ou la taille ne sont pas renseignées.Prière de renseigner. Le ménage a consommé Huile de palme brute mais les informations sur la quantité, l'unité ou la taille ne sont pas renseignées.Prière de renseigner. Le ménage a consommé Jus de fruits type 2 (Tampico, Pressea,etc.) mais les informations sur la quantité, l'unité ou la taille ne sont pas renseignées.Prière de renseigner. Le ménage a consommé Lait en poudre mais les informations sur la quantité, l'unité ou la taille ne sont pas renseignées.Prière de renseigner. Le ménage a consommé Oignon frais mais les informations sur la quantité, l'unité ou la taille ne sont pas renseignées.Prière de renseigner. Le ménage a consommé Pain moderne (Baguette) mais les informations sur la quantité, l'unité ou la taille ne sont pas renseignées.Prière de renseigner. Le ménage a consommé Patate douce mais les informations sur la quantité, l'unité ou la taille ne sont pas renseignées.Prière de renseigner. Le ménage a consommé Piment frais mais les informations sur la quantité, l'unité ou la taille ne sont pas renseignées.Prière de renseigner. Le ménage a consommé Piment séché mais les informations sur la quantité, l'unité ou la taille ne sont pas renseignées.Prière de renseigner. Le ménage a consommé Poireau mais les informations sur la quantité, l'unité ou la taille ne sont pas renseignées.Prière de renseigner. Le ménage a consommé Poivre mais les informations sur la quantité, l'unité ou la taille ne sont pas renseignées.Prière de renseigner. Le ménage a consommé Poivron frais mais les informations sur la quantité, l'unité ou la taille ne sont pas renseignées.Prière de renseigner. Le ménage a consommé Pomme de terre mais les informations sur la quantité, l'unité ou la taille ne sont pas renseignées.Prière de renseigner. Le ménage a consommé Riz importé parfumé mais les informations sur la quantité, l'unité ou la taille ne sont pas renseignées.Prière de renseigner. Le ménage a consommé Sel mais les informations sur la quantité, l'unité ou la taille ne sont pas renseignées.Prière de renseigner. Difficile de consommer le Sel en   prière de verifier. Le ménage a consommé Silure fumé mais les informations sur la quantité, l'unité ou la taille ne sont pas renseignées.Prière de renseigner. Le ménage a consommé Silure séché mais les informations sur la quantité, l'unité ou la taille ne sont pas renseignées.Prière de renseigner. Le ménage a consommé Soumbala (moutarde africaine) mais les informations sur la quantité, l'unité ou la taille ne sont pas renseignées.Prière de renseigner. Le ménage a consommé Sucre en poudre  mais les informations sur la quantité, l'unité ou la taille ne sont pas renseignées.Prière de renseigner. Le ménage a consommé Tomate fraîche mais les informations sur la quantité, l'unité ou la taille ne sont pas renseignées.Prière de renseigner. Le ménage a consommé Viande de poulet entier mais les informations sur la quantité, l'unité ou la taille ne sont pas renseignées.Prière de renseigner. Le ménage a consommé Yaourt mais les informations sur la quantité, l'unité ou la taille ne sont pas renseignées.Prière de renseigner. Le ménage a consommé Œufs frais mais les informations sur la quantité, l'unité ou la taille ne sont pas renseignées.Prière de renseigner.</w:t>
+        <w:t>- Avertissement!!! Le ménage a consommé 14 Sachets industriel Petit de Caramel, bonbons, confiseries, etc., cette quantité semble anormale pour une consommation des 7 derniers jours.Prière de corriger ou de confirmer avec le QG. Incohérence!! Dans ce ménage, chaque individus consomme par jour 38.01321 Kg  de cereale; Prière de revoir les quantités prises de ces produits.</w:t>
       </w:r>
     </w:p>
     <w:p>
@@ -1524,27 +1461,6 @@
           <w:sz w:val="20"/>
         </w:rPr>
         <w:t>- Avertissement!!! Le ménage de Sidaty Diedhiou a comme taille 4 personnes dont ils vivent à DAKAR Urbain et aucune d'entre ne possède une entreprise non agricole, prière de revoir cette partie de la section 10 de ce menage.</w:t>
-      </w:r>
-    </w:p>
-    <w:p>
-      <w:r>
-        <w:rPr>
-          <w:b/>
-          <w:color w:val="4672C4"/>
-          <w:sz w:val="22"/>
-        </w:rPr>
-        <w:t>&gt;&gt; Section11 - Caracteristiques logement</w:t>
-      </w:r>
-    </w:p>
-    <w:p>
-      <w:pPr>
-        <w:ind w:left="283"/>
-      </w:pPr>
-      <w:r>
-        <w:rPr>
-          <w:sz w:val="20"/>
-        </w:rPr>
-        <w:t>- Avertissement!! Le temps mis (en heure et en minute) pour s'approvisionner en eau de boisson une fois à la source est très élevé, prière de corriger ou confirmer avec le QG. Le temps mis (en heure et en minute) pour s'approvisionner en eau de boisson une fois à la source est  5 fois plus élevé que le temps mis (en minutes) pour se rendre à la principale source d'approvisionnement en eau de boisson, prière de corriger.</w:t>
       </w:r>
     </w:p>
     <w:p>
@@ -1964,7 +1880,7 @@
         <w:rPr>
           <w:sz w:val="20"/>
         </w:rPr>
-        <w:t>- Prière de renseigner toutes les informations du ménage dans la section 0 avant d'entamer les autres informations.</w:t>
+        <w:t>- Le questionnaire semble ne pas être complètement fini mais le questionnaire est en statut complet, prière de compléter le questionnaire.</w:t>
       </w:r>
     </w:p>
     <w:p>
@@ -2055,52 +1971,9 @@
         <w:rPr>
           <w:sz w:val="20"/>
         </w:rPr>
-        <w:t xml:space="preserve">- AvertissementMAREME DIOP  travaille mais les questions relatives à son emploi principal ne sont pas renseignées à 100%, prière de les renseigner. </w:t>
+        <w:t xml:space="preserve">- Attention ! Le nombre de jours que MOMAR DIOP a travaillés par mois semble être inférieur à 15. Veuillez, s'il vous plaît, confirmer cette information. Avertissement!!! MOMAR DIOP est un Aides comptables et teneurs de livres qui travaille dans Entreprise Privée et a declaré comme catégorie socioprofessionnelle Travailleur pour compte propre , prière de vérifier cette information de catégorie socioprofessionnelle auprès de l'enquêté (e) ou confirmer avec le QG. </w:t>
         <w:br/>
-        <w:t xml:space="preserve">-  AvertissementMOMAR DIOP  travaille mais les questions relatives à son emploi principal ne sont pas renseignées à 100%, prière de les renseigner. Attention ! Le nombre de jours que MOMAR DIOP a travaillés par mois semble être inférieur à 15. Veuillez, s'il vous plaît, confirmer cette information. </w:t>
-        <w:br/>
-        <w:t>-  AvertissementNDEYE FATOU NDIAYE  travaille mais les questions relatives à son emploi principal ne sont pas renseignées à 100%, prière de les renseigner.</w:t>
-      </w:r>
-    </w:p>
-    <w:p>
-      <w:r>
-        <w:rPr>
-          <w:b/>
-          <w:color w:val="4672C4"/>
-          <w:sz w:val="22"/>
-        </w:rPr>
-        <w:t>&gt;&gt; Section7a2 - Repas pris a l'exterieur du menage</w:t>
-      </w:r>
-    </w:p>
-    <w:p>
-      <w:pPr>
-        <w:ind w:left="283"/>
-      </w:pPr>
-      <w:r>
-        <w:rPr>
-          <w:sz w:val="20"/>
-        </w:rPr>
-        <w:t xml:space="preserve">- La section sur le repas pris à l'extérieur du ménage du membre AICHA NDIAYE n'est pas renseignée à 100 %. Prière de vérifier l'ensemble des questions relatives à ce membre et de les renseigner en totalité. </w:t>
-        <w:br/>
-        <w:t xml:space="preserve">- La section sur le repas pris à l'extérieur du ménage du membre CHEIKH NDIAYE n'est pas renseignée à 100 %. Prière de vérifier l'ensemble des questions relatives à ce membre et de les renseigner en totalité. </w:t>
-        <w:br/>
-        <w:t xml:space="preserve">- La section sur le repas pris à l'extérieur du ménage du membre FATOU NDOYE n'est pas renseignée à 100 %. Prière de vérifier l'ensemble des questions relatives à ce membre et de les renseigner en totalité. </w:t>
-        <w:br/>
-        <w:t xml:space="preserve">- La section sur le repas pris à l'extérieur du ménage du membre KHADY DIOP n'est pas renseignée à 100 %. Prière de vérifier l'ensemble des questions relatives à ce membre et de les renseigner en totalité. </w:t>
-        <w:br/>
-        <w:t xml:space="preserve">- La section sur le repas pris à l'extérieur du ménage du membre KHADY NDIAYE n'est pas renseignée à 100 %. Prière de vérifier l'ensemble des questions relatives à ce membre et de les renseigner en totalité. </w:t>
-        <w:br/>
-        <w:t xml:space="preserve">- La section sur le repas pris à l'extérieur du ménage du membre MAREME DIOP n'est pas renseignée à 100 %. Prière de vérifier l'ensemble des questions relatives à ce membre et de les renseigner en totalité. </w:t>
-        <w:br/>
-        <w:t xml:space="preserve">- La section sur le repas pris à l'extérieur du ménage du membre MAREME NDOYE n'est pas renseignée à 100 %. Prière de vérifier l'ensemble des questions relatives à ce membre et de les renseigner en totalité. </w:t>
-        <w:br/>
-        <w:t xml:space="preserve">- La section sur le repas pris à l'extérieur du ménage du membre MOMAR DIOP n'est pas renseignée à 100 %. Prière de vérifier l'ensemble des questions relatives à ce membre et de les renseigner en totalité. </w:t>
-        <w:br/>
-        <w:t xml:space="preserve">- La section sur le repas pris à l'extérieur du ménage du membre NDEYE FATOU NDIAYE n'est pas renseignée à 100 %. Prière de vérifier l'ensemble des questions relatives à ce membre et de les renseigner en totalité. </w:t>
-        <w:br/>
-        <w:t xml:space="preserve">- La section sur le repas pris à l'extérieur du ménage du membre NDEYE NDIAYE n'est pas renseignée à 100 %. Prière de vérifier l'ensemble des questions relatives à ce membre et de les renseigner en totalité. </w:t>
-        <w:br/>
-        <w:t>- La section sur le repas pris à l'extérieur du ménage du membre SERIGNE DIOP n'est pas renseignée à 100 %. Prière de vérifier l'ensemble des questions relatives à ce membre et de les renseigner en totalité.</w:t>
+        <w:t>- Avertissement!!! NDEYE FATOU NDIAYE est un Aides comptables et teneurs de livres qui travaille dans Entreprise Privée et a declaré comme catégorie socioprofessionnelle Ouvrier ou employé non qualifié , prière de vérifier cette information de catégorie socioprofessionnelle auprès de l'enquêté (e) ou confirmer avec le QG.</w:t>
       </w:r>
     </w:p>
     <w:p>
@@ -2121,7 +1994,7 @@
         <w:rPr>
           <w:sz w:val="20"/>
         </w:rPr>
-        <w:t>- Le ménage a consommé Ail mais les informations sur la quantité, l'unité ou la taille ne sont pas renseignées.Prière de renseigner. Le ménage a consommé Aubergine   mais les informations sur la quantité, l'unité ou la taille ne sont pas renseignées.Prière de renseigner. Le ménage a consommé Aubergine sauvage  mais les informations sur la quantité, l'unité ou la taille ne sont pas renseignées.Prière de renseigner. Le ménage a consommé Autres fruits de mer mais les informations sur la quantité, l'unité ou la taille ne sont pas renseignées.Prière de renseigner. Le ménage a consommé Autres pâtes alimentaires mais les informations sur la quantité, l'unité ou la taille ne sont pas renseignées.Prière de renseigner. Le ménage a consommé Autres vinaigres mais les informations sur la quantité, l'unité ou la taille ne sont pas renseignées.Prière de renseigner. Le ménage a consommé Carotte mais les informations sur la quantité, l'unité ou la taille ne sont pas renseignées.Prière de renseigner. Le ménage a consommé Carpe frais mais les informations sur la quantité, l'unité ou la taille ne sont pas renseignées.Prière de renseigner. Le ménage a consommé Chocolat pâte à tartiner mais les informations sur la quantité, l'unité ou la taille ne sont pas renseignées.Prière de renseigner. Le ménage a consommé Choux mais les informations sur la quantité, l'unité ou la taille ne sont pas renseignées.Prière de renseigner. Le ménage a consommé Concentré de tomate mais les informations sur la quantité, l'unité ou la taille ne sont pas renseignées.Prière de renseigner. Le ménage a consommé Concombre mais les informations sur la quantité, l'unité ou la taille ne sont pas renseignées.Prière de renseigner. Le ménage a consommé Courge mais les informations sur la quantité, l'unité ou la taille ne sont pas renseignées.Prière de renseigner. Le ménage a consommé Cube alimentaire (Maggi, Jumbo, ) mais les informations sur la quantité, l'unité ou la taille ne sont pas renseignées.Prière de renseigner. Le ménage a consommé Eau minérale/filtrée en bouteille locale mais les informations sur la quantité, l'unité ou la taille ne sont pas renseignées.Prière de renseigner. Le ménage a consommé Escargots mais les informations sur la quantité, l'unité ou la taille ne sont pas renseignées.Prière de renseigner. Le ménage a consommé Farine de blé locale ou importée mais les informations sur la quantité, l'unité ou la taille ne sont pas renseignées.Prière de renseigner. Le ménage a consommé Feuilles de  Haricot mais les informations sur la quantité, l'unité ou la taille ne sont pas renseignées.Prière de renseigner. Le ménage a consommé Gombo frais mais les informations sur la quantité, l'unité ou la taille ne sont pas renseignées.Prière de renseigner. Le ménage a consommé Huile de palme brute mais les informations sur la quantité, l'unité ou la taille ne sont pas renseignées.Prière de renseigner. Le ménage a consommé Huile de soja  mais les informations sur la quantité, l'unité ou la taille ne sont pas renseignées.Prière de renseigner. Le ménage a consommé Jus de fruits type 2 (Tampico, Pressea,etc.) mais les informations sur la quantité, l'unité ou la taille ne sont pas renseignées.Prière de renseigner. Le ménage a consommé Lait caillé mais les informations sur la quantité, l'unité ou la taille ne sont pas renseignées.Prière de renseigner. Le ménage a consommé Lait en poudre mais les informations sur la quantité, l'unité ou la taille ne sont pas renseignées.Prière de renseigner. Le ménage a consommé Macaroni mais les informations sur la quantité, l'unité ou la taille ne sont pas renseignées.Prière de renseigner. Le ménage a consommé Manioc en tubercules mais les informations sur la quantité, l'unité ou la taille ne sont pas renseignées.Prière de renseigner. Le ménage a consommé Mayonnaise mais les informations sur la quantité, l'unité ou la taille ne sont pas renseignées.Prière de renseigner. Le ménage a consommé Moutarde mais les informations sur la quantité, l'unité ou la taille ne sont pas renseignées.Prière de renseigner. Le ménage a consommé Oignon frais mais les informations sur la quantité, l'unité ou la taille ne sont pas renseignées.Prière de renseigner. Le ménage a consommé Pain moderne (Baguette) mais les informations sur la quantité, l'unité ou la taille ne sont pas renseignées.Prière de renseigner. Le ménage a consommé Pastèque mais les informations sur la quantité, l'unité ou la taille ne sont pas renseignées.Prière de renseigner. Le ménage a consommé Patate douce mais les informations sur la quantité, l'unité ou la taille ne sont pas renseignées.Prière de renseigner. Le ménage a consommé Piment frais mais les informations sur la quantité, l'unité ou la taille ne sont pas renseignées.Prière de renseigner. Le ménage a consommé Piment séché mais les informations sur la quantité, l'unité ou la taille ne sont pas renseignées.Prière de renseigner. Le ménage a consommé Poisson de mer séché (yayeboye) mais les informations sur la quantité, l'unité ou la taille ne sont pas renseignées.Prière de renseigner. Le ménage a consommé Poisson frais type 8 mais les informations sur la quantité, l'unité ou la taille ne sont pas renseignées.Prière de renseigner. Le ménage a consommé Poisson frais type 9 mais les informations sur la quantité, l'unité ou la taille ne sont pas renseignées.Prière de renseigner. Le ménage a consommé Poivre mais les informations sur la quantité, l'unité ou la taille ne sont pas renseignées.Prière de renseigner. Le ménage a consommé Poivron frais mais les informations sur la quantité, l'unité ou la taille ne sont pas renseignées.Prière de renseigner. Le ménage a consommé Pomme de terre mais les informations sur la quantité, l'unité ou la taille ne sont pas renseignées.Prière de renseigner. Le ménage a consommé Riz importé parfumé mais les informations sur la quantité, l'unité ou la taille ne sont pas renseignées.Prière de renseigner. Le ménage a consommé Salade (laitue) mais les informations sur la quantité, l'unité ou la taille ne sont pas renseignées.Prière de renseigner. Le ménage a consommé Sel mais les informations sur la quantité, l'unité ou la taille ne sont pas renseignées.Prière de renseigner. Difficile de consommer le Sel en   prière de verifier. Le ménage a consommé Silure fumé mais les informations sur la quantité, l'unité ou la taille ne sont pas renseignées.Prière de renseigner. Le ménage a consommé Silure séché mais les informations sur la quantité, l'unité ou la taille ne sont pas renseignées.Prière de renseigner. Le ménage a consommé Soumbala (moutarde africaine) mais les informations sur la quantité, l'unité ou la taille ne sont pas renseignées.Prière de renseigner. Le ménage a consommé Sucre en poudre  mais les informations sur la quantité, l'unité ou la taille ne sont pas renseignées.Prière de renseigner. Le ménage a consommé Thé en sachet mais les informations sur la quantité, l'unité ou la taille ne sont pas renseignées.Prière de renseigner. Avertissement!!! Le ménage a consommé .a   de Thé en sachet, cette quantité semble anormale pour une consommation des 7 derniers jours.Les ménages consomment géneralement en sachet ou en paquet, prière de corriger ou de confirmer avec le QG. Le ménage a consommé Tomate fraîche mais les informations sur la quantité, l'unité ou la taille ne sont pas renseignées.Prière de renseigner. Le ménage a consommé Viande de bœuf: filet, faux-filet mais les informations sur la quantité, l'unité ou la taille ne sont pas renseignées.Prière de renseigner. Le ménage a consommé Œufs frais mais les informations sur la quantité, l'unité ou la taille ne sont pas renseignées.Prière de renseigner.</w:t>
+        <w:t>- Attention ! Le prix unitaire d'achat (200 Fcfa) de Courge en Morceau (Portion) (Moyen) est relativement élevé par rapport aux autres prix observés dans cette zone. Prière de corriger ou de confirmer avec le QG. Attention ! Le prix unitaire d'achat (500 Fcfa) de Autres pâtes alimentaires en Sachets industriel (Petit) est relativement élevé par rapport aux autres prix observés dans cette zone. Prière de corriger ou de confirmer avec le QG. Attention ! Le prix unitaire d'achat (500 Fcfa) de Sel en Sachets (Moyen) est relativement élevé par rapport aux autres prix observés dans cette zone. Prière de corriger ou de confirmer avec le QG. Avertissement!!! Le ménage a consommé 20 Pièce Petit de Caramel, bonbons, confiseries, etc., cette quantité semble anormale pour une consommation des 7 derniers jours.Prière de corriger ou de confirmer avec le QG. Attention ! Le prix unitaire d'achat (100 Fcfa) de Caramel, bonbons, confiseries, etc. en Pièce (Petit) est relativement élevé par rapport aux autres prix observés dans cette zone. Prière de corriger ou de confirmer avec le QG. Avertissement!!! Le ménage a consommé 7 Cuillère Petit de Thé en sachet, cette quantité semble anormale pour une consommation des 7 derniers jours.Les ménages consomment géneralement en sachet ou en paquet, prière de corriger ou de confirmer avec le QG. Attention ! Le prix unitaire d'achat (3000 Fcfa) de Thé en sachet en Boite (Autre que la boite/pot de tomate) (Moyen) est relativement élevé par rapport aux autres prix observés dans cette zone. Prière de corriger ou de confirmer avec le QG. Incohérence!! Dans ce ménage, chaque individus consomme par jour 34.80844 Kg  de cereale; Prière de revoir les quantités prises de ces produits. Le prix d'achat unitaire (6000 Fcfa) de Poisson de mer séché (yayeboye) en Kg de taille taille unique prière de regarder les reponses prises dans les questions s07bq07a s07bq07b s07bq07c s07bq08 pour mieux corriger. Le prix d'achat unitaire (8000 Fcfa) de Silure séché en Kg de taille taille unique prière de regarder les reponses prises dans les questions s07bq07a s07bq07b s07bq07c s07bq08 pour mieux corriger.</w:t>
       </w:r>
     </w:p>
     <w:p>
@@ -2147,27 +2020,6 @@
         <w:t xml:space="preserve">- Peu plausible! le montant de la dépense pour  Savon de ménage, lessive en poudre, détergents (eau de javel, etc. ) semble trop élevé. Veuillez, s'il vous plaît, confirmer cette information avec le QG ou la corriger. </w:t>
         <w:br/>
         <w:t>- Peu plausible! le montant de la dépense pour  Savon de toilette, shampoing semble trop élevé. Veuillez, s'il vous plaît, confirmer cette information avec le QG ou la corriger.</w:t>
-      </w:r>
-    </w:p>
-    <w:p>
-      <w:r>
-        <w:rPr>
-          <w:b/>
-          <w:color w:val="4672C4"/>
-          <w:sz w:val="22"/>
-        </w:rPr>
-        <w:t>&gt;&gt; Section10b - caracteristiques entreprise non agricole</w:t>
-      </w:r>
-    </w:p>
-    <w:p>
-      <w:pPr>
-        <w:ind w:left="283"/>
-      </w:pPr>
-      <w:r>
-        <w:rPr>
-          <w:sz w:val="20"/>
-        </w:rPr>
-        <w:t>- La main d'oeuvre familiale pour KHADY NDIAYE ayant travaillé dans cette entreprise ##N/A## aucours des 12 derniers mois n'est pas renseigner. Prière de reneigner toutes les informations qui lui concerne. La main d'oeuvre sariale de KHADY NDIAYE ayant travaillé dans cette entreprise ##N/A## aucours des 30 derniers jours n'est pas renseigner. Prière de reneigner toutes les informations qui lui concerne.</w:t>
       </w:r>
     </w:p>
     <w:p>
@@ -2610,7 +2462,7 @@
         <w:rPr>
           <w:sz w:val="20"/>
         </w:rPr>
-        <w:t>- Prière de renseigner toutes les informations du ménage dans la section 0 avant d'entamer les autres informations.</w:t>
+        <w:t>- Le questionnaire semble ne pas être complètement fini mais le questionnaire est en statut complet, prière de compléter le questionnaire.</w:t>
       </w:r>
     </w:p>
     <w:p>
@@ -2635,7 +2487,7 @@
         <w:br/>
         <w:t xml:space="preserve">- Attention ! Le montant (15000 Fcfa) dépensé ou reçu en cadeau pour les recharges internet ou de forfaits de données mobiles(hors appels vocaux), aucours des 30 derniers jours de  PIERRE PASCAL DIENE est relativement élevé par rapport aux autres montants depansés observés dans cette zone. Prière de corriger ou de confirmer avec le QG. </w:t>
         <w:br/>
-        <w:t xml:space="preserve">- Attention ! Le montant (6000 Fcfa) dépensé ou reçu en cadeau pour les recharges internet ou de forfaits de données mobiles(hors appels vocaux), aucours des 30 derniers jours de  JACK LAMINE DIEME est relativement élevé par rapport aux autres montants depansés observés dans cette zone. Prière de corriger ou de confirmer avec le QG. </w:t>
+        <w:t xml:space="preserve">- Attention ! Le montant (6000 Fcfa) dépensé ou reçu en cadeau pour les recharges internet ou de forfaits de données mobiles(hors appels vocaux), aucours des 30 derniers jours de  JACQUE LAMINE DIEME est relativement élevé par rapport aux autres montants depansés observés dans cette zone. Prière de corriger ou de confirmer avec le QG. </w:t>
         <w:br/>
         <w:t>- La raison principale pour laquelle que NENE MENDY est venu vivre dans cette localité est maladie et semble exister dans les modalités, prière de prendre attache avec le QG pour plus d'explication afin de la classer bien.</w:t>
       </w:r>
@@ -2660,7 +2512,7 @@
         </w:rPr>
         <w:t xml:space="preserve">- Peu probable! ASTOU GERMAINE MENDY  n'arrive pas  à comprendre un petit texte lu dans une langue locale (s02q03). Veuillez corriger ou donner des explications au QG.  Incohérence ! seulement les écoles gouvermentales paient les cotisations (Gouvernement, communauté, ONG ou organisation humanitaire). veuillez, s'il vous plait, confirmer cette information de ASTOU GERMAINE MENDY avec le QG ou apporter les corrections nécessaires. </w:t>
         <w:br/>
-        <w:t xml:space="preserve">- Peu probable! JACK LAMINE DIEME  n'arrive pas  à comprendre un petit texte lu dans une langue locale (s02q03). Veuillez corriger ou donner des explications au QG. </w:t>
+        <w:t xml:space="preserve">- Peu probable! JACQUE LAMINE DIEME  n'arrive pas  à comprendre un petit texte lu dans une langue locale (s02q03). Veuillez corriger ou donner des explications au QG. </w:t>
         <w:br/>
         <w:t xml:space="preserve">- Peu probable! MARIE MENDY  n'arrive pas  à comprendre un petit texte lu dans une langue locale (s02q03). Veuillez corriger ou donner des explications au QG. Peu probable! MARIE MENDY  ne sait ni lire, ni écrire, ni comprendre dans aucune des langues  (s02q01,s02q02,s02q03). Veuillez corriger ou donner des explications au QG. </w:t>
         <w:br/>
@@ -2699,96 +2551,6 @@
           <w:color w:val="4672C4"/>
           <w:sz w:val="22"/>
         </w:rPr>
-        <w:t>&gt;&gt; Section4b - Emploi - Activite principale</w:t>
-      </w:r>
-    </w:p>
-    <w:p>
-      <w:pPr>
-        <w:ind w:left="283"/>
-      </w:pPr>
-      <w:r>
-        <w:rPr>
-          <w:sz w:val="20"/>
-        </w:rPr>
-        <w:t xml:space="preserve">- AvertissementJACK LAMINE DIEME  travaille mais les questions relatives à son emploi principal ne sont pas renseignées à 100%, prière de les renseigner. </w:t>
-        <w:br/>
-        <w:t>-  AvertissementPIERRE PASCAL DIENE  travaille mais les questions relatives à son emploi principal ne sont pas renseignées à 100%, prière de les renseigner.</w:t>
-      </w:r>
-    </w:p>
-    <w:p>
-      <w:r>
-        <w:rPr>
-          <w:b/>
-          <w:color w:val="4672C4"/>
-          <w:sz w:val="22"/>
-        </w:rPr>
-        <w:t>&gt;&gt; Section4c - Emploi - Activite secondaire</w:t>
-      </w:r>
-    </w:p>
-    <w:p>
-      <w:pPr>
-        <w:ind w:left="283"/>
-      </w:pPr>
-      <w:r>
-        <w:rPr>
-          <w:sz w:val="20"/>
-        </w:rPr>
-        <w:t>- AvertissementJACK LAMINE DIEME  travaille mais les questions relatives à son emploi secondaire ne sont pas renseignées à 100%, prière de les renseigner. Avertissement!!! la branche d'activité de JACK LAMINE DIEME est identique dans l'emploi principale et secondaire, prière de confirmer cette information avec le QG ou de corriger. Vous avez sélectionné l'option 'Ne sait pas' pour la catégorie socioprofessionnelle de JACK LAMINE DIEME ou vous ne l'avez pas renseigné. prière de corriger. Avertissement!!! les informations de JACK LAMINE DIEME sur le nombre de mois, jours ou heures de son emploi secondaire sont superieur a celles de son emploi principal , veuillez corriger ou confirmer aupres du QG. Incoherence!!! JACK LAMINE DIEME a travaillé plus de 20h par jours pour ses emplois (pricinpal et secondaire), prière de corriger.</w:t>
-      </w:r>
-    </w:p>
-    <w:p>
-      <w:r>
-        <w:rPr>
-          <w:b/>
-          <w:color w:val="4672C4"/>
-          <w:sz w:val="22"/>
-        </w:rPr>
-        <w:t>&gt;&gt; Section7a1 - Repas pris a l'exterieur du menage</w:t>
-      </w:r>
-    </w:p>
-    <w:p>
-      <w:pPr>
-        <w:ind w:left="283"/>
-      </w:pPr>
-      <w:r>
-        <w:rPr>
-          <w:sz w:val="20"/>
-        </w:rPr>
-        <w:t>- Attention ! La section sur le repas pris à l'extérieur du ménage n'est pas renseignée à 100 %. Prière de vérifier l'ensemble des questions relatives à cette section et de les renseigner en totalité.</w:t>
-      </w:r>
-    </w:p>
-    <w:p>
-      <w:r>
-        <w:rPr>
-          <w:b/>
-          <w:color w:val="4672C4"/>
-          <w:sz w:val="22"/>
-        </w:rPr>
-        <w:t>&gt;&gt; Section7a2 - Repas pris a l'exterieur du menage</w:t>
-      </w:r>
-    </w:p>
-    <w:p>
-      <w:pPr>
-        <w:ind w:left="283"/>
-      </w:pPr>
-      <w:r>
-        <w:rPr>
-          <w:sz w:val="20"/>
-        </w:rPr>
-        <w:t xml:space="preserve">- La section sur le repas pris à l'extérieur du ménage du membre ASTOU GERMAINE MENDY n'est pas renseignée à 100 %. Prière de vérifier l'ensemble des questions relatives à ce membre et de les renseigner en totalité. </w:t>
-        <w:br/>
-        <w:t xml:space="preserve">- La section sur le repas pris à l'extérieur du ménage du membre JACK LAMINE DIEME n'est pas renseignée à 100 %. Prière de vérifier l'ensemble des questions relatives à ce membre et de les renseigner en totalité. </w:t>
-        <w:br/>
-        <w:t>- La section sur le repas pris à l'extérieur du ménage du membre PIERRE PASCAL DIENE n'est pas renseignée à 100 %. Prière de vérifier l'ensemble des questions relatives à ce membre et de les renseigner en totalité.</w:t>
-      </w:r>
-    </w:p>
-    <w:p>
-      <w:r>
-        <w:rPr>
-          <w:b/>
-          <w:color w:val="4672C4"/>
-          <w:sz w:val="22"/>
-        </w:rPr>
         <w:t>&gt;&gt; Section7b - Consommation alimentaire - 7 jours</w:t>
       </w:r>
     </w:p>
@@ -2800,28 +2562,7 @@
         <w:rPr>
           <w:sz w:val="20"/>
         </w:rPr>
-        <w:t>- Le ménage a consommé Ail mais les informations sur la quantité, l'unité ou la taille ne sont pas renseignées.Prière de renseigner. Le ménage a consommé Aubergine   mais les informations sur la quantité, l'unité ou la taille ne sont pas renseignées.Prière de renseigner. Le ménage a consommé Aubergine sauvage  mais les informations sur la quantité, l'unité ou la taille ne sont pas renseignées.Prière de renseigner. Le ménage a consommé Autres condiments (persil, céléri, etc.) mais les informations sur la quantité, l'unité ou la taille ne sont pas renseignées.Prière de renseigner. Le ménage a consommé Autres légumes en feuilles mais les informations sur la quantité, l'unité ou la taille ne sont pas renseignées.Prière de renseigner. Le ménage a consommé Autres pâtes alimentaires mais les informations sur la quantité, l'unité ou la taille ne sont pas renseignées.Prière de renseigner. Le ménage a consommé Autres vinaigres mais les informations sur la quantité, l'unité ou la taille ne sont pas renseignées.Prière de renseigner. Le ménage a consommé Café en poudre soluble mais les informations sur la quantité, l'unité ou la taille ne sont pas renseignées.Prière de renseigner. Le ménage a consommé Carotte mais les informations sur la quantité, l'unité ou la taille ne sont pas renseignées.Prière de renseigner. Le ménage a consommé Choux mais les informations sur la quantité, l'unité ou la taille ne sont pas renseignées.Prière de renseigner. Le ménage a consommé Citron mais les informations sur la quantité, l'unité ou la taille ne sont pas renseignées.Prière de renseigner. Le ménage a consommé Concentré de tomate mais les informations sur la quantité, l'unité ou la taille ne sont pas renseignées.Prière de renseigner. Le ménage a consommé Concombre mais les informations sur la quantité, l'unité ou la taille ne sont pas renseignées.Prière de renseigner. Le ménage a consommé Courge mais les informations sur la quantité, l'unité ou la taille ne sont pas renseignées.Prière de renseigner. Le ménage a consommé Cube alimentaire (Maggi, Jumbo, ) mais les informations sur la quantité, l'unité ou la taille ne sont pas renseignées.Prière de renseigner. Le ménage a consommé Escargots mais les informations sur la quantité, l'unité ou la taille ne sont pas renseignées.Prière de renseigner. Le ménage a consommé Farine de blé locale ou importée mais les informations sur la quantité, l'unité ou la taille ne sont pas renseignées.Prière de renseigner. Le ménage a consommé Feuilles de  Haricot mais les informations sur la quantité, l'unité ou la taille ne sont pas renseignées.Prière de renseigner. Le ménage a consommé Feuilles de Fakoye (Feuille de corete) mais les informations sur la quantité, l'unité ou la taille ne sont pas renseignées.Prière de renseigner. Le ménage a consommé Gombo frais mais les informations sur la quantité, l'unité ou la taille ne sont pas renseignées.Prière de renseigner. Le ménage a consommé Huile de palme brute mais les informations sur la quantité, l'unité ou la taille ne sont pas renseignées.Prière de renseigner. Le ménage a consommé Huile de palme raffinée mais les informations sur la quantité, l'unité ou la taille ne sont pas renseignées.Prière de renseigner. Le ménage a consommé Lait caillé mais les informations sur la quantité, l'unité ou la taille ne sont pas renseignées.Prière de renseigner. Le ménage a consommé Lait concentré non-sucré mais les informations sur la quantité, l'unité ou la taille ne sont pas renseignées.Prière de renseigner. Le ménage a consommé Lait en poudre mais les informations sur la quantité, l'unité ou la taille ne sont pas renseignées.Prière de renseigner. Le ménage a consommé Moutarde mais les informations sur la quantité, l'unité ou la taille ne sont pas renseignées.Prière de renseigner. Le ménage a consommé Oignon frais mais les informations sur la quantité, l'unité ou la taille ne sont pas renseignées.Prière de renseigner. Le ménage a consommé Pain moderne (Baguette) mais les informations sur la quantité, l'unité ou la taille ne sont pas renseignées.Prière de renseigner. Le ménage a consommé Pastèque mais les informations sur la quantité, l'unité ou la taille ne sont pas renseignées.Prière de renseigner. Le ménage a consommé Patate douce mais les informations sur la quantité, l'unité ou la taille ne sont pas renseignées.Prière de renseigner. Le ménage a consommé Petit cola mais les informations sur la quantité, l'unité ou la taille ne sont pas renseignées.Prière de renseigner. Le ménage a consommé Piment frais mais les informations sur la quantité, l'unité ou la taille ne sont pas renseignées.Prière de renseigner. Le ménage a consommé Piment séché mais les informations sur la quantité, l'unité ou la taille ne sont pas renseignées.Prière de renseigner. Le ménage a consommé Poisson frais type 11 mais les informations sur la quantité, l'unité ou la taille ne sont pas renseignées.Prière de renseigner. Le ménage a consommé Poisson frais type 9 mais les informations sur la quantité, l'unité ou la taille ne sont pas renseignées.Prière de renseigner. Le ménage a consommé Poivre mais les informations sur la quantité, l'unité ou la taille ne sont pas renseignées.Prière de renseigner. Le ménage a consommé Poivron frais mais les informations sur la quantité, l'unité ou la taille ne sont pas renseignées.Prière de renseigner. Le ménage a consommé Pomme de terre mais les informations sur la quantité, l'unité ou la taille ne sont pas renseignées.Prière de renseigner. Le ménage a consommé Riz importé parfumé mais les informations sur la quantité, l'unité ou la taille ne sont pas renseignées.Prière de renseigner. Le ménage a consommé Salade (laitue) mais les informations sur la quantité, l'unité ou la taille ne sont pas renseignées.Prière de renseigner. Le ménage a consommé Sel mais les informations sur la quantité, l'unité ou la taille ne sont pas renseignées.Prière de renseigner. Difficile de consommer le Sel en   prière de verifier. Le ménage a consommé Silure fumé mais les informations sur la quantité, l'unité ou la taille ne sont pas renseignées.Prière de renseigner. Le ménage a consommé Silure séché mais les informations sur la quantité, l'unité ou la taille ne sont pas renseignées.Prière de renseigner. Le ménage a consommé Sucre en poudre  mais les informations sur la quantité, l'unité ou la taille ne sont pas renseignées.Prière de renseigner. Le ménage a consommé Tomate fraîche mais les informations sur la quantité, l'unité ou la taille ne sont pas renseignées.Prière de renseigner. Le ménage a consommé Viande de bœuf: filet, faux-filet mais les informations sur la quantité, l'unité ou la taille ne sont pas renseignées.Prière de renseigner.</w:t>
-      </w:r>
-    </w:p>
-    <w:p>
-      <w:r>
-        <w:rPr>
-          <w:b/>
-          <w:color w:val="4672C4"/>
-          <w:sz w:val="22"/>
-        </w:rPr>
-        <w:t>&gt;&gt; Section10a - Existence entreprise non agricole</w:t>
-      </w:r>
-    </w:p>
-    <w:p>
-      <w:pPr>
-        <w:ind w:left="283"/>
-      </w:pPr>
-      <w:r>
-        <w:rPr>
-          <w:sz w:val="20"/>
-        </w:rPr>
-        <w:t>- Avertissement!!! Le ménage de PIERRE PASCAL DIENE a comme taille 5 personnes dont ils vivent à DAKAR Urbain et aucune d'entre ne possède une entreprise non agricole, prière de revoir cette partie de la section 10 de ce menage.</w:t>
+        <w:t>- Attention ! Le prix unitaire d'achat (100 Fcfa) de Piment frais en Pièce (Petit) est relativement élevé par rapport aux autres prix observés dans cette zone. Prière de corriger ou de confirmer avec le QG. Attention ! Le prix unitaire d'achat (20 Fcfa) de Escargots en Morceau (Portion) (Petit) est relativement faible par rapport aux autres prix observés dans cette zone. Prière de corriger ou de confirmer avec le QG. Attention ! Le prix unitaire d'achat (6000 Fcfa) de Café en poudre soluble en Boite (Autre que la boite/pot de tomate) (Moyen) est relativement élevé par rapport aux autres prix observés dans cette zone. Prière de corriger ou de confirmer avec le QG. Incohérence!! Dans ce ménage, chaque individus consomme par jour 79.42628 Kg  de cereale; Prière de revoir les quantités prises de ces produits. Incohérence!! Dans ce ménage, chaque individus consomme par jour 79.42628 Kg  de cereale; Prière de revoir les quantités prises de ces produits. Le prix d'achat unitaire (1 Fcfa) de Farine de blé locale ou importée en Sac (50 Kg) de taille taille unique  est invraisemblable, prière de regarder les reponses prises dans les questions s07bq07a s07bq07b s07bq07c s07bq08 pour mieux corriger. Le prix d'achat unitaire (1 Fcfa) de Farine de blé locale ou importée en Sac (50 Kg) de taille taille unique est très faible, prière de regarder les reponses prises dans les questions s07bq07a s07bq07b s07bq07c s07bq08 pour mieux corriger. Le prix d'achat unitaire (6000 Fcfa) de Silure fumé en Kg de taille taille unique prière de regarder les reponses prises dans les questions s07bq07a s07bq07b s07bq07c s07bq08 pour mieux corriger.</w:t>
       </w:r>
     </w:p>
     <w:p>
@@ -3167,6 +2908,27 @@
           <w:color w:val="4672C4"/>
           <w:sz w:val="22"/>
         </w:rPr>
+        <w:t>&gt;&gt; Section0 - Identification et renseignements de controle</w:t>
+      </w:r>
+    </w:p>
+    <w:p>
+      <w:pPr>
+        <w:ind w:left="283"/>
+      </w:pPr>
+      <w:r>
+        <w:rPr>
+          <w:sz w:val="20"/>
+        </w:rPr>
+        <w:t>- Le questionnaire semble ne pas être complètement fini mais le questionnaire est en statut complet, prière de compléter le questionnaire.</w:t>
+      </w:r>
+    </w:p>
+    <w:p>
+      <w:r>
+        <w:rPr>
+          <w:b/>
+          <w:color w:val="4672C4"/>
+          <w:sz w:val="22"/>
+        </w:rPr>
         <w:t>&gt;&gt; Section2 - Education</w:t>
       </w:r>
     </w:p>
@@ -3192,6 +2954,27 @@
           <w:color w:val="4672C4"/>
           <w:sz w:val="22"/>
         </w:rPr>
+        <w:t>&gt;&gt; Section4c - Emploi - Activite secondaire</w:t>
+      </w:r>
+    </w:p>
+    <w:p>
+      <w:pPr>
+        <w:ind w:left="283"/>
+      </w:pPr>
+      <w:r>
+        <w:rPr>
+          <w:sz w:val="20"/>
+        </w:rPr>
+        <w:t>- Avertissement!!! la branche d'activité de Angelika Bereth est identique dans l'emploi principale et secondaire, prière de confirmer cette information avec le QG ou de corriger.</w:t>
+      </w:r>
+    </w:p>
+    <w:p>
+      <w:r>
+        <w:rPr>
+          <w:b/>
+          <w:color w:val="4672C4"/>
+          <w:sz w:val="22"/>
+        </w:rPr>
         <w:t>&gt;&gt; Section7b - Consommation alimentaire - 7 jours</w:t>
       </w:r>
     </w:p>
@@ -3203,28 +2986,7 @@
         <w:rPr>
           <w:sz w:val="20"/>
         </w:rPr>
-        <w:t>- Attention ! Le prix unitaire d'achat (1200 Fcfa) de Lait en poudre en Kg (taille unique) est relativement faible par rapport aux autres prix observés dans cette zone. Prière de corriger ou de confirmer avec le QG. Attention ! Le prix unitaire d'achat (33.33333 Fcfa) de Oignon frais en Pièce (Petit) est relativement faible par rapport aux autres prix observés dans cette zone. Prière de corriger ou de confirmer avec le QG. Incohérence!! Dans ce ménage, chaque individus consomme par jour 75.76952 Kg  de cereale; Prière de revoir les quantités prises de ces produits. Le prix d'achat unitaire (1 Fcfa) de Sel en Sachets de taille Petit  est invraisemblable, prière de regarder les reponses prises dans les questions s07bq07a s07bq07b s07bq07c s07bq08 pour mieux corriger.</w:t>
-      </w:r>
-    </w:p>
-    <w:p>
-      <w:r>
-        <w:rPr>
-          <w:b/>
-          <w:color w:val="4672C4"/>
-          <w:sz w:val="22"/>
-        </w:rPr>
-        <w:t>&gt;&gt; Section9f - Depenses non-alimentaires - 12 mois</w:t>
-      </w:r>
-    </w:p>
-    <w:p>
-      <w:pPr>
-        <w:ind w:left="283"/>
-      </w:pPr>
-      <w:r>
-        <w:rPr>
-          <w:sz w:val="20"/>
-        </w:rPr>
-        <w:t>- Moins possible d'avoir un ménage qui n'a effectué aucune des dépenses au cours de 12 derniers mois, veuillez revoir la section pour ce ménage.</w:t>
+        <w:t>- Attention ! Le prix unitaire d'achat (250 Fcfa) de Pommes en Pièce (Petit) est relativement élevé par rapport aux autres prix observés dans cette zone. Prière de corriger ou de confirmer avec le QG. Attention ! Le prix unitaire d'achat (33.33333 Fcfa) de Oignon frais en Pièce (Petit) est relativement faible par rapport aux autres prix observés dans cette zone. Prière de corriger ou de confirmer avec le QG. Incohérence!! Dans ce ménage, chaque individus consomme par jour 143.6443 Kg  de cereale; Prière de revoir les quantités prises de ces produits.</w:t>
       </w:r>
     </w:p>
     <w:p>
@@ -3245,9 +3007,7 @@
         <w:rPr>
           <w:sz w:val="20"/>
         </w:rPr>
-        <w:t xml:space="preserve">- Avertissement!!! Le prix d'achat (10000) de l'article  Bonbonne de gaz est inférieur aux prix de revente (15000)  avec l'âge du bien atteignant 7 ans. Prière de vérifier ou confirmer avec l'enquêté et mettre les bonnes valeurs après verification, s'il le faut. </w:t>
-        <w:br/>
-        <w:t>- Le prix de revente de l'article  Tapis ne doit pas être égal 0 même si le ménage l'a reçu en cadeau prière de leurs aider à faire une estimations.</w:t>
+        <w:t>- Avertissement!!! Le prix d'achat (10000) de l'article  Bonbonne de gaz est inférieur aux prix de revente (15000)  avec l'âge du bien atteignant 7 ans. Prière de vérifier ou confirmer avec l'enquêté et mettre les bonnes valeurs après verification, s'il le faut.</w:t>
       </w:r>
     </w:p>
     <w:p>
@@ -4601,27 +4361,6 @@
           <w:color w:val="4672C4"/>
           <w:sz w:val="22"/>
         </w:rPr>
-        <w:t>&gt;&gt; Section1 - Caracteristiques des membres</w:t>
-      </w:r>
-    </w:p>
-    <w:p>
-      <w:pPr>
-        <w:ind w:left="283"/>
-      </w:pPr>
-      <w:r>
-        <w:rPr>
-          <w:sz w:val="20"/>
-        </w:rPr>
-        <w:t>- Les catégories socioprofessionnelles du père biologique de  Modou Drame  ne sont pas coherentes, prière de corriger.</w:t>
-      </w:r>
-    </w:p>
-    <w:p>
-      <w:r>
-        <w:rPr>
-          <w:b/>
-          <w:color w:val="4672C4"/>
-          <w:sz w:val="22"/>
-        </w:rPr>
         <w:t>&gt;&gt; Section2 - Education</w:t>
       </w:r>
     </w:p>
@@ -5095,11 +4834,9 @@
         <w:rPr>
           <w:sz w:val="20"/>
         </w:rPr>
-        <w:t xml:space="preserve">- Attention ! Le montant (7000 Fcfa) dépensé ou reçu en cadeau pour les cartes prépayées, les transferts de crédit et les abonnements de  mouhamadou kasse est relativement élevé par rapport aux autres montants depansés observés dans cette zone. Prière de corriger ou de confirmer avec le QG. Attention ! Le montant (12000 Fcfa) dépensé ou reçu en cadeau pour les recharges internet ou de forfaits de données mobiles(hors appels vocaux), aucours des 30 derniers jours de  mouhamadou kasse est relativement élevé par rapport aux autres montants depansés observés dans cette zone. Prière de corriger ou de confirmer avec le QG. </w:t>
+        <w:t xml:space="preserve">- Attention ! Le montant (10000 Fcfa) dépensé ou reçu en cadeau pour les cartes prépayées, les transferts de crédit et les abonnements de  Abdoulaye Kasse est relativement élevé par rapport aux autres montants depansés observés dans cette zone. Prière de corriger ou de confirmer avec le QG. </w:t>
         <w:br/>
-        <w:t xml:space="preserve">- Attention ! Vous avez déclaré en s01q00 que le répondant est la personne elle-même, or thiello ndiongue est trop jeune (10 ans) pour fournir des informations correctes. Prière de refaire la section 1 pour thiello ndiongue en demandant à un adulte de répondre aux questions à sa place. </w:t>
-        <w:br/>
-        <w:t>- Avertissement!! L'âge (0) ans du premier mariage de Abdoulaye Kasse semble incoherent. Prière de vérifier cette information auprès de l'enquêté et de corriger si nécessaire. Attention ! Le montant (10000 Fcfa) dépensé ou reçu en cadeau pour les cartes prépayées, les transferts de crédit et les abonnements de  Abdoulaye Kasse est relativement élevé par rapport aux autres montants depansés observés dans cette zone. Prière de corriger ou de confirmer avec le QG.</w:t>
+        <w:t>- Attention ! Le montant (7000 Fcfa) dépensé ou reçu en cadeau pour les cartes prépayées, les transferts de crédit et les abonnements de  mouhamadou kasse est relativement élevé par rapport aux autres montants depansés observés dans cette zone. Prière de corriger ou de confirmer avec le QG. Attention ! Le montant (12000 Fcfa) dépensé ou reçu en cadeau pour les recharges internet ou de forfaits de données mobiles(hors appels vocaux), aucours des 30 derniers jours de  mouhamadou kasse est relativement élevé par rapport aux autres montants depansés observés dans cette zone. Prière de corriger ou de confirmer avec le QG.</w:t>
       </w:r>
     </w:p>
     <w:p>
@@ -5149,11 +4886,11 @@
         <w:rPr>
           <w:sz w:val="20"/>
         </w:rPr>
-        <w:t xml:space="preserve">- Attention ! Le nombre de jours que Abdoulaye Kasse a travaillés par mois semble être inférieur à 15. Veuillez, s'il vous plaît, confirmer cette information. Avertissement!!! Abdoulaye Kasse est un Spécialistes de l'enseignement, non classés ailleurs qui travaille dans Entreprise Privée et a declaré comme catégorie socioprofessionnelle Travailleur pour compte propre , prière de vérifier cette information de catégorie socioprofessionnelle auprès de l'enquêté (e) ou confirmer avec le QG. </w:t>
+        <w:t xml:space="preserve">- Attention! le nombre d'heure que Marietou ndiongue a travaillé par jour semble être inferieur à 4, veuillez s'il vous plait confirmer cette information avec le QG. </w:t>
         <w:br/>
-        <w:t xml:space="preserve">- Attention ! Le nombre de jours que Marietou ndiongue a travaillés par mois semble être inférieur à 15. Veuillez, s'il vous plaît, confirmer cette information. Attention! le nombre d'heure que Marietou ndiongue a travaillé par jour semble être inferieur à 4, veuillez s'il vous plait confirmer cette information avec le QG. </w:t>
+        <w:t xml:space="preserve">- Attention! le nombre d'heure que mouhamadou kasse a travaillé par jour semble être inferieur à 4, veuillez s'il vous plait confirmer cette information avec le QG. Avertissement!!! mouhamadou kasse est un Représentants et techniciens commerciaux qui travaille dans Entreprise Privée et a declaré comme catégorie socioprofessionnelle Travailleur pour compte propre , prière de vérifier cette information de catégorie socioprofessionnelle auprès de l'enquêté (e) ou confirmer avec le QG. </w:t>
         <w:br/>
-        <w:t>- Attention! le nombre d'heure que mouhamadou kasse a travaillé par jour semble être inferieur à 4, veuillez s'il vous plait confirmer cette information avec le QG. Avertissement!!! mouhamadou kasse est un Représentants et techniciens commerciaux qui travaille dans Entreprise Privée et a declaré comme catégorie socioprofessionnelle Travailleur pour compte propre , prière de vérifier cette information de catégorie socioprofessionnelle auprès de l'enquêté (e) ou confirmer avec le QG.</w:t>
+        <w:t>- Avertissement!!! Abdoulaye Kasse est un Spécialistes de l'enseignement, non classés ailleurs qui travaille dans Entreprise Privée et a declaré comme catégorie socioprofessionnelle Travailleur pour compte propre , prière de vérifier cette information de catégorie socioprofessionnelle auprès de l'enquêté (e) ou confirmer avec le QG.</w:t>
       </w:r>
     </w:p>
     <w:p>
@@ -5174,7 +4911,7 @@
         <w:rPr>
           <w:sz w:val="20"/>
         </w:rPr>
-        <w:t>- Attention ! Le prix unitaire d'achat (100 Fcfa) de Poivre en Sachets (Tres petit) est relativement élevé par rapport aux autres prix observés dans cette zone. Prière de corriger ou de confirmer avec le QG. Attention ! Le prix unitaire d'achat (125 Fcfa) de Café en poudre soluble en Sachets industriel (Petit) est relativement élevé par rapport aux autres prix observés dans cette zone. Prière de corriger ou de confirmer avec le QG. Attention ! Le prix unitaire d'achat (150 Fcfa) de Sel en Sachets (Moyen) est relativement élevé par rapport aux autres prix observés dans cette zone. Prière de corriger ou de confirmer avec le QG. Attention ! Le prix unitaire d'achat (1500 Fcfa) de Pastèque en Pièce (Moyen) est relativement élevé par rapport aux autres prix observés dans cette zone. Prière de corriger ou de confirmer avec le QG. Attention ! Soupçons de quantité anormale! Le ménage de Abdoulaye Kasse avec une taille de 5 personnes a consommé 7 Kg en taille unique de Oignon frais qui est relativement élevé comme consommation par rapport à la condition de vie des autres ménages de même taille dans cette zone. Prière de corriger ou de confirmer avec le QG. Avertissement!!! Le ménage a consommé 10 Paquet Petit de Thé en sachet, cette quantité semble anormale pour une consommation des 7 derniers jours.Prière de corriger ou de confirmer avec le QG. Avertissement!!  le prix unitaire (1200 Fcfa) de Thé en sachet en Carton de taille Moyen est très faible ou élevé. Prière de corriger ou de confirmer avec le QG. Le Thé en sachet n'est généralement pas vendu en Carton de taille Moyen mais plutôt en paquet prière de confirmer cette information auprès de l'enqueté et corriger si nécessaire. Avertissement!!! Le ménage a consommé 27 Cuillère Petit de Chocolat pâte à tartiner, cette quantité semble anormale pour une consommation des 7 derniers jours.Prière de corriger ou de confirmer avec le QG. Attention ! Soupçons de quantité anormale! Le ménage de Abdoulaye Kasse avec une taille de 5 personnes a consommé 27 Cuillère en Petit de Chocolat pâte à tartiner qui est relativement élevé comme consommation par rapport à la condition de vie des autres ménages de même taille dans cette zone. Prière de corriger ou de confirmer avec le QG. Incohérence!! Dans ce ménage, chaque individus consomme par jour 41.69629 Kg  de cereale; Prière de revoir les quantités prises de ces produits.</w:t>
+        <w:t>- Attention ! Le prix unitaire d'achat (125 Fcfa) de Café en poudre soluble en Sachets industriel (Petit) est relativement élevé par rapport aux autres prix observés dans cette zone. Prière de corriger ou de confirmer avec le QG. Attention ! Le prix unitaire d'achat (150 Fcfa) de Sel en Sachets (Moyen) est relativement élevé par rapport aux autres prix observés dans cette zone. Prière de corriger ou de confirmer avec le QG. Attention ! Le prix unitaire d'achat (200 Fcfa) de Poivron frais en Sachets (Petit) est relativement élevé par rapport aux autres prix observés dans cette zone. Prière de corriger ou de confirmer avec le QG. Attention ! Soupçons de quantité anormale! Le ménage de Abdoulaye Kasse avec une taille de 5 personnes a consommé 6 Sachets en Petit de Concentré de tomate qui est relativement élevé comme consommation par rapport à la condition de vie des autres ménages de même taille dans cette zone. Prière de corriger ou de confirmer avec le QG. Attention ! Soupçons de quantité anormale! Le ménage de Abdoulaye Kasse avec une taille de 5 personnes a consommé 7 Kg en taille unique de Oignon frais qui est relativement élevé comme consommation par rapport à la condition de vie des autres ménages de même taille dans cette zone. Prière de corriger ou de confirmer avec le QG. Avertissement!!! Le ménage a consommé 10 Paquet Petit de Thé en sachet, cette quantité semble anormale pour une consommation des 7 derniers jours.Prière de corriger ou de confirmer avec le QG. Avertissement!!  le prix unitaire (1200 Fcfa) de Thé en sachet en Carton de taille Moyen est très faible ou élevé. Prière de corriger ou de confirmer avec le QG. Le Thé en sachet n'est généralement pas vendu en Carton de taille Moyen mais plutôt en paquet prière de confirmer cette information auprès de l'enqueté et corriger si nécessaire. Avertissement!!! Le ménage a consommé 27 Cuillère Petit de Chocolat pâte à tartiner, cette quantité semble anormale pour une consommation des 7 derniers jours.Prière de corriger ou de confirmer avec le QG. Attention ! Soupçons de quantité anormale! Le ménage de Abdoulaye Kasse avec une taille de 5 personnes a consommé 27 Cuillère en Petit de Chocolat pâte à tartiner qui est relativement élevé comme consommation par rapport à la condition de vie des autres ménages de même taille dans cette zone. Prière de corriger ou de confirmer avec le QG. Incohérence!! Dans ce ménage, chaque individus consomme par jour 81.21772 Kg  de cereale; Prière de revoir les quantités prises de ces produits.</w:t>
       </w:r>
     </w:p>
     <w:p>
@@ -5184,7 +4921,7 @@
           <w:color w:val="4672C4"/>
           <w:sz w:val="22"/>
         </w:rPr>
-        <w:t>&gt;&gt; Section9b - Depenses non-alimentaires - 7 jours</w:t>
+        <w:t>&gt;&gt; Section9c - Depenses non-alimentaires - 30 jours</w:t>
       </w:r>
     </w:p>
     <w:p>
@@ -5195,7 +4932,7 @@
         <w:rPr>
           <w:sz w:val="20"/>
         </w:rPr>
-        <w:t>- Il est difficile d'avoir un ménage qui n'a effectué aucune des dépenses mentionnées au cours de 7 derniers jours, prière de revoir la section 9B pour ce ménage.</w:t>
+        <w:t>- La dernière fois que vous avez acheté Tickect/service de péage urbain est service de péage et semble exister dans les modalités, prière de prendre attache avec le QG pour plus d'explication afin de la classer bien.</w:t>
       </w:r>
     </w:p>
     <w:p>
@@ -5237,11 +4974,7 @@
         <w:rPr>
           <w:sz w:val="20"/>
         </w:rPr>
-        <w:t xml:space="preserve">- Incohérence!! L'entreprise agence immobilière dit avoir réçu une somme sur la revente de ces marchandises achetées et revendues en état (s10q46 est differnt de 0) mais n'a depensé aucune somme sur l'achat des marchandises revendues en état (s10q47==0), prière de fournir plus d'effort pour estimer le montant obtenu sur la depense de ces marchandises achetées et revendues en état. </w:t>
-        <w:br/>
-        <w:t xml:space="preserve">- Le montant dépensé de L'entreprise vente de tissus pour l'achat de ces marchandises revendues en état, sans transformation ne peut être supérieur aux montants obtenus sur la revente de marchandises achetées et revendues en état au cours des 30 derniers jours ou durant le dernier mois où l'entreprise a fonctionné (s10q47 &gt; s10q46), prière de corriger. </w:t>
-        <w:br/>
-        <w:t>- Veuillez, s'il vous plaît, donner une valeur exacte ou estimée du montant à renseigner different de 9999 dans les champs s1046 à s10q57 pour enseignement. Incohérence!! L'entreprise enseignement dit avoir réçu une somme sur la revente de ces marchandises achetées et revendues en état (s10q46 est differnt de 0) mais n'a depensé aucune somme sur l'achat des marchandises revendues en état (s10q47==0), prière de fournir plus d'effort pour estimer le montant obtenu sur la depense de ces marchandises achetées et revendues en état.</w:t>
+        <w:t>- Veuillez, s'il vous plaît, donner une valeur exacte ou estimée du montant à renseigner different de 9999 dans les champs s1046 à s10q57 pour enseignement coranique.</w:t>
       </w:r>
     </w:p>
     <w:p>
@@ -5262,7 +4995,7 @@
         <w:rPr>
           <w:sz w:val="20"/>
         </w:rPr>
-        <w:t>- Le montant mensuel du loyer est trop élevé dans un milieu urbain, Veuillez s'il vous plaît corriger cette information.  En cas de coupure de courant du réseau, la source d’énergie que le ménage utilise est téléphones et semble exister dans les modalités, prière de prendre attache avec le QG pour plus d'explication afin de la classer bien.</w:t>
+        <w:t>- Le montant mensuel du loyer est trop élevé dans un milieu urbain, Veuillez s'il vous plaît corriger cette information.</w:t>
       </w:r>
     </w:p>
     <w:p>
@@ -5285,7 +5018,7 @@
         </w:rPr>
         <w:t xml:space="preserve">- Attention ! Foyers améliorés a été achété à 18000 Fcfa est relativement élevé par rapport aux autres prix d'achat observés dans cette zone. Prière de corriger ou de confirmer avec le QG. </w:t>
         <w:br/>
-        <w:t xml:space="preserve">- Attention ! Lit a été achété à 600000 Fcfa est relativement élevé par rapport aux autres prix d'achat observés dans cette zone. Prière de corriger ou de confirmer avec le QG. Attention ! Lit a été revendu à 500000 Fcfa qui est relativement élevé par rapport aux autres prix de revente observés dans cette zone. Prière de corriger ou de confirmer avec le QG. </w:t>
+        <w:t xml:space="preserve">- Attention ! Lit a été achété à 600000 Fcfa est relativement élevé par rapport aux autres prix d'achat observés dans cette zone. Prière de corriger ou de confirmer avec le QG. </w:t>
         <w:br/>
         <w:t>- Attention ! Téléphone portable a été achété à 580000 Fcfa est relativement élevé par rapport aux autres prix d'achat observés dans cette zone. Prière de corriger ou de confirmer avec le QG. Attention ! Téléphone portable a été revendu à 500000 Fcfa qui est relativement élevé par rapport aux autres prix de revente observés dans cette zone. Prière de corriger ou de confirmer avec le QG.</w:t>
       </w:r>
@@ -5753,7 +5486,7 @@
         <w:rPr>
           <w:sz w:val="20"/>
         </w:rPr>
-        <w:t>- La dernière fois que vous avez acheté Lait pour bébé est pharmacie et semble exister dans les modalités, prière de prendre attache avec le QG pour plus d'explication afin de la classer bien. Attention ! Le prix unitaire d'achat (250 Fcfa) de Orange  en Pièce (Petit) est relativement élevé par rapport aux autres prix observés dans cette zone. Prière de corriger ou de confirmer avec le QG. Attention ! Le prix unitaire d'achat (50 Fcfa) de Aubergine   en Pièce (Petit) est relativement faible par rapport aux autres prix observés dans cette zone. Prière de corriger ou de confirmer avec le QG. Avertissement!!! Le ménage a consommé 2 Paquet Petit de Thé en sachet, cette quantité semble anormale pour une consommation des 7 derniers jours.Prière de corriger ou de confirmer avec le QG. Avertissement!! le prix unitaire (150 Fcfa) de Thé en sachet (unité: Paquet) de taille Petit est très faible ou élevé. Prière de corriger ou de confirmer avec le QG. Incohérence!! Dans ce ménage, chaque individus consomme par jour 50.6125 Kg  de cereale; Prière de revoir les quantités prises de ces produits.</w:t>
+        <w:t>- Attention ! Le prix unitaire d'achat (50 Fcfa) de Carotte en Pièce (Petit) est relativement faible par rapport aux autres prix observés dans cette zone. Prière de corriger ou de confirmer avec le QG. Avertissement!!! Le ménage a consommé 2 Paquet Petit de Thé en sachet, cette quantité semble anormale pour une consommation des 7 derniers jours.Prière de corriger ou de confirmer avec le QG. Avertissement!! le prix unitaire (150 Fcfa) de Thé en sachet (unité: Paquet) de taille Petit est très faible ou élevé. Prière de corriger ou de confirmer avec le QG. Incohérence!! Dans ce ménage, chaque individus consomme par jour 93.23214 Kg  de cereale; Prière de revoir les quantités prises de ces produits.</w:t>
       </w:r>
     </w:p>
     <w:p>
@@ -6236,7 +5969,7 @@
         <w:rPr>
           <w:sz w:val="20"/>
         </w:rPr>
-        <w:t>- Attention ! Le prix unitaire d'achat (125 Fcfa) de Sel en Sachets industriel (Moyen) est relativement élevé par rapport aux autres prix observés dans cette zone. Prière de corriger ou de confirmer avec le QG. Avertissement!!! Le ménage a consommé 1 Carton Grand de Lait frais stérilisé, demi écrémé. Difficile de consommer ce produit avec cette unité. Prière de verifier et corriger. Incohérence!! Dans ce ménage, chaque individus consomme par jour 117.3386 Kg  de cereale; Prière de revoir les quantités prises de ces produits.</w:t>
+        <w:t>- Attention ! Le prix unitaire d'achat (125 Fcfa) de Sel en Sachets industriel (Moyen) est relativement élevé par rapport aux autres prix observés dans cette zone. Prière de corriger ou de confirmer avec le QG. Incohérence!! Dans ce ménage, chaque individus consomme par jour 302.3114 Kg  de cereale; Prière de revoir les quantités prises de ces produits.</w:t>
       </w:r>
     </w:p>
     <w:p>
@@ -6278,11 +6011,9 @@
         <w:rPr>
           <w:sz w:val="20"/>
         </w:rPr>
-        <w:t xml:space="preserve">- Attention ! Appareil TV a été revendu à 250000 Fcfa qui est relativement élevé par rapport aux autres prix de revente observés dans cette zone. Prière de corriger ou de confirmer avec le QG. </w:t>
-        <w:br/>
         <w:t xml:space="preserve">- Attention ! Ordinateur a été achété à 375000 Fcfa est relativement élevé par rapport aux autres prix d'achat observés dans cette zone. Prière de corriger ou de confirmer avec le QG. </w:t>
         <w:br/>
-        <w:t xml:space="preserve">- Attention ! Réfrigérateur a été revendu à 260000 Fcfa qui est relativement élevé par rapport aux autres prix de revente observés dans cette zone. Prière de corriger ou de confirmer avec le QG. </w:t>
+        <w:t xml:space="preserve">- Attention ! Tapis a été achété à 70000 Fcfa est relativement élevé par rapport aux autres prix d'achat observés dans cette zone. Prière de corriger ou de confirmer avec le QG. </w:t>
         <w:br/>
         <w:t>- Avertissement!!! Le prix d'achat (4500) de l'article  Bonbonne de gaz est inférieur aux prix de revente (6000)  avec l'âge du bien atteignant 15 ans. Prière de vérifier ou confirmer avec l'enquêté et mettre les bonnes valeurs après verification, s'il le faut.</w:t>
       </w:r>
@@ -6683,7 +6414,7 @@
         <w:rPr>
           <w:sz w:val="20"/>
         </w:rPr>
-        <w:t>- Prière de renseigner toutes les informations du ménage dans la section 0 avant d'entamer les autres informations.</w:t>
+        <w:t>- Le questionnaire semble ne pas être complètement fini mais le questionnaire est en statut complet, prière de compléter le questionnaire.</w:t>
       </w:r>
     </w:p>
     <w:p>
@@ -6754,40 +6485,7 @@
         <w:rPr>
           <w:sz w:val="20"/>
         </w:rPr>
-        <w:t xml:space="preserve">- AvertissementKHADY NIASSY  travaille mais les questions relatives à son emploi principal ne sont pas renseignées à 100%, prière de les renseigner. Attention! le nombre d'heure que KHADY NIASSY a travaillé par jour semble être inferieur à 4, veuillez s'il vous plait confirmer cette information avec le QG. </w:t>
-        <w:br/>
-        <w:t>-  AvertissementOUSMANE DIEDHIOU  travaille mais les questions relatives à son emploi principal ne sont pas renseignées à 100%, prière de les renseigner.</w:t>
-      </w:r>
-    </w:p>
-    <w:p>
-      <w:r>
-        <w:rPr>
-          <w:b/>
-          <w:color w:val="4672C4"/>
-          <w:sz w:val="22"/>
-        </w:rPr>
-        <w:t>&gt;&gt; Section7a2 - Repas pris a l'exterieur du menage</w:t>
-      </w:r>
-    </w:p>
-    <w:p>
-      <w:pPr>
-        <w:ind w:left="283"/>
-      </w:pPr>
-      <w:r>
-        <w:rPr>
-          <w:sz w:val="20"/>
-        </w:rPr>
-        <w:t xml:space="preserve">- La section sur le repas pris à l'extérieur du ménage du membre FATOUMATA DIEDHIOU n'est pas renseignée à 100 %. Prière de vérifier l'ensemble des questions relatives à ce membre et de les renseigner en totalité. </w:t>
-        <w:br/>
-        <w:t xml:space="preserve">- La section sur le repas pris à l'extérieur du ménage du membre ISMEILA DIEDHIOU n'est pas renseignée à 100 %. Prière de vérifier l'ensemble des questions relatives à ce membre et de les renseigner en totalité. </w:t>
-        <w:br/>
-        <w:t xml:space="preserve">- La section sur le repas pris à l'extérieur du ménage du membre KHADY NIASSY n'est pas renseignée à 100 %. Prière de vérifier l'ensemble des questions relatives à ce membre et de les renseigner en totalité. </w:t>
-        <w:br/>
-        <w:t xml:space="preserve">- La section sur le repas pris à l'extérieur du ménage du membre MAIMOUNA DIEDHIOU n'est pas renseignée à 100 %. Prière de vérifier l'ensemble des questions relatives à ce membre et de les renseigner en totalité. </w:t>
-        <w:br/>
-        <w:t xml:space="preserve">- La section sur le repas pris à l'extérieur du ménage du membre MAMADOU DIEDHIOU n'est pas renseignée à 100 %. Prière de vérifier l'ensemble des questions relatives à ce membre et de les renseigner en totalité. </w:t>
-        <w:br/>
-        <w:t>- La section sur le repas pris à l'extérieur du ménage du membre OUSMANE DIEDHIOU n'est pas renseignée à 100 %. Prière de vérifier l'ensemble des questions relatives à ce membre et de les renseigner en totalité.</w:t>
+        <w:t>- Attention! le nombre d'heure que KHADY NIASSY a travaillé par jour semble être inferieur à 4, veuillez s'il vous plait confirmer cette information avec le QG.</w:t>
       </w:r>
     </w:p>
     <w:p>
@@ -6808,7 +6506,7 @@
         <w:rPr>
           <w:sz w:val="20"/>
         </w:rPr>
-        <w:t>- Le ménage a consommé Ail mais les informations sur la quantité, l'unité ou la taille ne sont pas renseignées.Prière de renseigner. Le ménage a consommé Aubergine sauvage  mais les informations sur la quantité, l'unité ou la taille ne sont pas renseignées.Prière de renseigner. Le ménage a consommé Beignets de farine de boulangerie mais les informations sur la quantité, l'unité ou la taille ne sont pas renseignées.Prière de renseigner. Le ménage a consommé Café en poudre soluble mais les informations sur la quantité, l'unité ou la taille ne sont pas renseignées.Prière de renseigner. Le ménage a consommé Citron mais les informations sur la quantité, l'unité ou la taille ne sont pas renseignées.Prière de renseigner. Le ménage a consommé Cube alimentaire (Maggi, Jumbo, ) mais les informations sur la quantité, l'unité ou la taille ne sont pas renseignées.Prière de renseigner. Le ménage a consommé Eau minérale/filtrée en bouteille locale mais les informations sur la quantité, l'unité ou la taille ne sont pas renseignées.Prière de renseigner. Le ménage a consommé Feuilles de  Haricot mais les informations sur la quantité, l'unité ou la taille ne sont pas renseignées.Prière de renseigner. Le ménage a consommé Huile de soja  mais les informations sur la quantité, l'unité ou la taille ne sont pas renseignées.Prière de renseigner. Le ménage a consommé Jus de fruits type 2 (Tampico, Pressea,etc.) mais les informations sur la quantité, l'unité ou la taille ne sont pas renseignées.Prière de renseigner. Le ménage a consommé Lait caillé mais les informations sur la quantité, l'unité ou la taille ne sont pas renseignées.Prière de renseigner. Le ménage a consommé Mil mais les informations sur la quantité, l'unité ou la taille ne sont pas renseignées.Prière de renseigner. Le ménage a consommé Oignon frais mais les informations sur la quantité, l'unité ou la taille ne sont pas renseignées.Prière de renseigner. Le ménage a consommé Pain moderne (Baguette) mais les informations sur la quantité, l'unité ou la taille ne sont pas renseignées.Prière de renseigner. Le ménage a consommé Piment séché mais les informations sur la quantité, l'unité ou la taille ne sont pas renseignées.Prière de renseigner. Le ménage a consommé Poireau mais les informations sur la quantité, l'unité ou la taille ne sont pas renseignées.Prière de renseigner. Le ménage a consommé Poisson frais type 11 mais les informations sur la quantité, l'unité ou la taille ne sont pas renseignées.Prière de renseigner. Le ménage a consommé Poivron frais mais les informations sur la quantité, l'unité ou la taille ne sont pas renseignées.Prière de renseigner. Le ménage a consommé Riz local Gambiaka mais les informations sur la quantité, l'unité ou la taille ne sont pas renseignées.Prière de renseigner. Le ménage a consommé Sel mais les informations sur la quantité, l'unité ou la taille ne sont pas renseignées.Prière de renseigner. Difficile de consommer le Sel en   prière de verifier. Le ménage a consommé Sucre en poudre  mais les informations sur la quantité, l'unité ou la taille ne sont pas renseignées.Prière de renseigner. Le ménage a consommé Thé en feuille mais les informations sur la quantité, l'unité ou la taille ne sont pas renseignées.Prière de renseigner. Avertissement!! Les quantités du Thé en feuille consommées en  semble incoherent car les ménages consomment géneralement en sachet ou en paquet, prière de corriger ou confirmer avec le QG. Le ménage a consommé Thé en sachet mais les informations sur la quantité, l'unité ou la taille ne sont pas renseignées.Prière de renseigner. Avertissement!!! Le ménage a consommé .a   de Thé en sachet, cette quantité semble anormale pour une consommation des 7 derniers jours.Les ménages consomment géneralement en sachet ou en paquet, prière de corriger ou de confirmer avec le QG. Le ménage a consommé Tomate fraîche mais les informations sur la quantité, l'unité ou la taille ne sont pas renseignées.Prière de renseigner.</w:t>
+        <w:t>- Avertissement!! Les quantités du Thé en feuille consommées en Sachets industriel semble incoherent car les ménages consomment géneralement en sachet ou en paquet, prière de corriger ou confirmer avec le QG. Avertissement!!! Le ménage a consommé 1 Bidon 20l taille unique de Eau minérale/filtrée en bouteille locale, cette quantité semble anormale pour une consommation des 7 derniers jours, prière de verifier et corriger. Avertissement!!! Le ménage a consommé 7 Paquet Tres petit de Thé en sachet, cette quantité semble anormale pour une consommation des 7 derniers jours.Prière de corriger ou de confirmer avec le QG. Avertissement!! le prix unitaire (150 Fcfa) de Thé en sachet (unité: Paquet) de taille Tres petit est très faible ou élevé. Prière de corriger ou de confirmer avec le QG. Incohérence!! Dans ce ménage, chaque individus consomme par jour 63.52095 Kg  de cereale; Prière de revoir les quantités prises de ces produits. Incohérence!! Dans ce ménage, chaque individus consomme par jour 63.52095 Kg  de cereale; Prière de revoir les quantités prises de ces produits.</w:t>
       </w:r>
     </w:p>
     <w:p>
@@ -6851,48 +6549,6 @@
           <w:sz w:val="20"/>
         </w:rPr>
         <w:t>- Moins possible d'avoir un ménage qui n'a effectué aucune des dépenses au cours de 12 derniers mois, veuillez revoir la section pour ce ménage.</w:t>
-      </w:r>
-    </w:p>
-    <w:p>
-      <w:r>
-        <w:rPr>
-          <w:b/>
-          <w:color w:val="4672C4"/>
-          <w:sz w:val="22"/>
-        </w:rPr>
-        <w:t>&gt;&gt; Section10a - Existence entreprise non agricole</w:t>
-      </w:r>
-    </w:p>
-    <w:p>
-      <w:pPr>
-        <w:ind w:left="283"/>
-      </w:pPr>
-      <w:r>
-        <w:rPr>
-          <w:sz w:val="20"/>
-        </w:rPr>
-        <w:t>- Avertissement!!! Le ménage de OUSMANE DIEDHIOU a comme taille 6 personnes dont ils vivent à DAKAR Urbain et aucune d'entre ne possède une entreprise non agricole, prière de revoir cette partie de la section 10 de ce menage.</w:t>
-      </w:r>
-    </w:p>
-    <w:p>
-      <w:r>
-        <w:rPr>
-          <w:b/>
-          <w:color w:val="4672C4"/>
-          <w:sz w:val="22"/>
-        </w:rPr>
-        <w:t>&gt;&gt; Section11 - Caracteristiques logement</w:t>
-      </w:r>
-    </w:p>
-    <w:p>
-      <w:pPr>
-        <w:ind w:left="283"/>
-      </w:pPr>
-      <w:r>
-        <w:rPr>
-          <w:sz w:val="20"/>
-        </w:rPr>
-        <w:t>- Avertissement!! La distance (en mètres) qui sépare le ménage de la principale source d'approvisionnement en eau de boisson semble très élevé, prière de corriger ou confirmer avec le QG.</w:t>
       </w:r>
     </w:p>
     <w:p>
